--- a/实验二_软件架构设计与微服务拆分/D2-7_架构决策记录ADR集/0007-cross-border-data-strategy.docx
+++ b/实验二_软件架构设计与微服务拆分/D2-7_架构决策记录ADR集/0007-cross-border-data-strategy.docx
@@ -13,10 +13,13 @@
         <w:gridCol w:w="4873"/>
       </w:tblGrid>
       <w:tr>
+        <w:trPr>
+          <w:tblHeader w:val="true"/>
+        </w:trPr>
         <w:tc>
           <w:tcPr>
             <w:tcW w:type="dxa" w:w="1701"/>
-            <w:shd w:val="clear" w:color="auto" w:fill="EAF4EC"/>
+            <w:shd w:val="clear" w:color="auto" w:fill="EAF6EF"/>
             <w:tcBorders>
               <w:top w:val="single" w:sz="4" w:space="0" w:color="B8D8C2"/>
               <w:left w:val="single" w:sz="4" w:space="0" w:color="B8D8C2"/>
@@ -27,7 +30,7 @@
           </w:tcPr>
           <w:p>
             <w:pPr>
-              <w:spacing w:after="40"/>
+              <w:spacing w:after="20" w:line="259" w:lineRule="auto"/>
               <w:jc w:val="center"/>
             </w:pPr>
             <w:r>
@@ -44,7 +47,7 @@
         <w:tc>
           <w:tcPr>
             <w:tcW w:type="dxa" w:w="7370"/>
-            <w:shd w:val="clear" w:color="auto" w:fill="FFFFFF"/>
+            <w:shd w:val="clear" w:color="auto" w:fill="EAF6EF"/>
             <w:tcBorders>
               <w:top w:val="single" w:sz="4" w:space="0" w:color="D0D7D0"/>
               <w:left w:val="single" w:sz="4" w:space="0" w:color="D0D7D0"/>
@@ -55,7 +58,7 @@
           </w:tcPr>
           <w:p>
             <w:pPr>
-              <w:spacing w:after="40"/>
+              <w:spacing w:after="20" w:line="259" w:lineRule="auto"/>
             </w:pPr>
             <w:r>
               <w:rPr>
@@ -84,7 +87,7 @@
           </w:tcPr>
           <w:p>
             <w:pPr>
-              <w:spacing w:after="40"/>
+              <w:spacing w:after="20" w:line="259" w:lineRule="auto"/>
               <w:jc w:val="center"/>
             </w:pPr>
             <w:r>
@@ -112,7 +115,7 @@
           </w:tcPr>
           <w:p>
             <w:pPr>
-              <w:spacing w:after="40"/>
+              <w:spacing w:after="20" w:line="259" w:lineRule="auto"/>
             </w:pPr>
             <w:r>
               <w:rPr>
@@ -141,7 +144,7 @@
           </w:tcPr>
           <w:p>
             <w:pPr>
-              <w:spacing w:after="40"/>
+              <w:spacing w:after="20" w:line="259" w:lineRule="auto"/>
               <w:jc w:val="center"/>
             </w:pPr>
             <w:r>
@@ -169,7 +172,7 @@
           </w:tcPr>
           <w:p>
             <w:pPr>
-              <w:spacing w:after="40"/>
+              <w:spacing w:after="20" w:line="259" w:lineRule="auto"/>
             </w:pPr>
             <w:r>
               <w:rPr>
@@ -198,7 +201,7 @@
           </w:tcPr>
           <w:p>
             <w:pPr>
-              <w:spacing w:after="40"/>
+              <w:spacing w:after="20" w:line="259" w:lineRule="auto"/>
               <w:jc w:val="center"/>
             </w:pPr>
             <w:r>
@@ -225,7 +228,14 @@
             <w:vAlign w:val="center"/>
           </w:tcPr>
           <w:p>
+            <w:pPr>
+              <w:spacing w:line="259" w:lineRule="auto" w:after="20"/>
+            </w:pPr>
             <w:r>
+              <w:rPr>
+                <w:rFonts w:ascii="Microsoft YaHei" w:hAnsi="Microsoft YaHei" w:eastAsia="Microsoft YaHei"/>
+                <w:sz w:val="18"/>
+              </w:rPr>
               <w:t>戴正宇</w:t>
             </w:r>
           </w:p>
@@ -246,7 +256,7 @@
           </w:tcPr>
           <w:p>
             <w:pPr>
-              <w:spacing w:after="40"/>
+              <w:spacing w:after="20" w:line="259" w:lineRule="auto"/>
               <w:jc w:val="center"/>
             </w:pPr>
             <w:r>
@@ -273,243 +283,608 @@
             <w:vAlign w:val="center"/>
           </w:tcPr>
           <w:p>
+            <w:pPr>
+              <w:spacing w:line="259" w:lineRule="auto" w:after="20"/>
+            </w:pPr>
             <w:r>
+              <w:rPr>
+                <w:rFonts w:ascii="Microsoft YaHei" w:hAnsi="Microsoft YaHei" w:eastAsia="Microsoft YaHei"/>
+                <w:sz w:val="18"/>
+              </w:rPr>
               <w:t>2026-05-14</w:t>
             </w:r>
           </w:p>
         </w:tc>
       </w:tr>
     </w:tbl>
-    <w:p/>
     <w:p>
       <w:pPr>
-        <w:keepNext/>
-        <w:spacing w:before="280" w:after="120"/>
-        <w:pBdr>
-          <w:bottom w:val="single" w:sz="8" w:space="4" w:color="1A7A3D"/>
-        </w:pBdr>
+        <w:spacing w:line="269" w:lineRule="auto" w:after="60"/>
+      </w:pPr>
+    </w:p>
+    <w:p>
+      <w:pPr>
+        <w:spacing w:line="269" w:lineRule="auto" w:after="60"/>
       </w:pPr>
       <w:r>
         <w:rPr>
           <w:rFonts w:ascii="Microsoft YaHei" w:hAnsi="Microsoft YaHei" w:eastAsia="Microsoft YaHei"/>
-          <w:b/>
-          <w:color w:val="1A7A3D"/>
-          <w:sz w:val="36"/>
-        </w:rPr>
-        <w:t>内容大纲</w:t>
-      </w:r>
-    </w:p>
-    <w:p>
-      <w:pPr>
-        <w:spacing w:after="40" w:line="348" w:lineRule="auto"/>
-        <w:ind w:left="340"/>
-      </w:pPr>
-      <w:r>
-        <w:rPr>
-          <w:rFonts w:ascii="Microsoft YaHei" w:hAnsi="Microsoft YaHei" w:eastAsia="Microsoft YaHei"/>
-          <w:b/>
-          <w:color w:val="1A7A3D"/>
           <w:sz w:val="21"/>
         </w:rPr>
-        <w:t xml:space="preserve">• </w:t>
       </w:r>
       <w:r>
         <w:rPr>
           <w:rFonts w:ascii="Microsoft YaHei" w:hAnsi="Microsoft YaHei" w:eastAsia="Microsoft YaHei"/>
-          <w:b w:val="0"/>
-          <w:color w:val="2B2B2B"/>
           <w:sz w:val="21"/>
         </w:rPr>
-        <w:t>Status：Proposed / Accepted / Deprecated / Superseded</w:t>
-      </w:r>
-    </w:p>
-    <w:p>
-      <w:pPr>
-        <w:spacing w:after="40" w:line="348" w:lineRule="auto"/>
-        <w:ind w:left="340"/>
-      </w:pPr>
-      <w:r>
-        <w:rPr>
-          <w:rFonts w:ascii="Microsoft YaHei" w:hAnsi="Microsoft YaHei" w:eastAsia="Microsoft YaHei"/>
-          <w:b/>
-          <w:color w:val="1A7A3D"/>
-          <w:sz w:val="21"/>
-        </w:rPr>
-        <w:t xml:space="preserve">• </w:t>
-      </w:r>
-      <w:r>
-        <w:rPr>
-          <w:rFonts w:ascii="Microsoft YaHei" w:hAnsi="Microsoft YaHei" w:eastAsia="Microsoft YaHei"/>
-          <w:b w:val="0"/>
-          <w:color w:val="2B2B2B"/>
-          <w:sz w:val="21"/>
-        </w:rPr>
-        <w:t>Context：背景、问题陈述、约束</w:t>
-      </w:r>
-    </w:p>
-    <w:p>
-      <w:pPr>
-        <w:spacing w:after="40" w:line="348" w:lineRule="auto"/>
-        <w:ind w:left="340"/>
-      </w:pPr>
-      <w:r>
-        <w:rPr>
-          <w:rFonts w:ascii="Microsoft YaHei" w:hAnsi="Microsoft YaHei" w:eastAsia="Microsoft YaHei"/>
-          <w:b/>
-          <w:color w:val="1A7A3D"/>
-          <w:sz w:val="21"/>
-        </w:rPr>
-        <w:t xml:space="preserve">• </w:t>
-      </w:r>
-      <w:r>
-        <w:rPr>
-          <w:rFonts w:ascii="Microsoft YaHei" w:hAnsi="Microsoft YaHei" w:eastAsia="Microsoft YaHei"/>
-          <w:b w:val="0"/>
-          <w:color w:val="2B2B2B"/>
-          <w:sz w:val="21"/>
-        </w:rPr>
-        <w:t>Decision：决策内容（陈述句，结论先行）</w:t>
-      </w:r>
-    </w:p>
-    <w:p>
-      <w:pPr>
-        <w:spacing w:after="40" w:line="348" w:lineRule="auto"/>
-        <w:ind w:left="340"/>
-      </w:pPr>
-      <w:r>
-        <w:rPr>
-          <w:rFonts w:ascii="Microsoft YaHei" w:hAnsi="Microsoft YaHei" w:eastAsia="Microsoft YaHei"/>
-          <w:b/>
-          <w:color w:val="1A7A3D"/>
-          <w:sz w:val="21"/>
-        </w:rPr>
-        <w:t xml:space="preserve">• </w:t>
-      </w:r>
-      <w:r>
-        <w:rPr>
-          <w:rFonts w:ascii="Microsoft YaHei" w:hAnsi="Microsoft YaHei" w:eastAsia="Microsoft YaHei"/>
-          <w:b w:val="0"/>
-          <w:color w:val="2B2B2B"/>
-          <w:sz w:val="21"/>
-        </w:rPr>
-        <w:t>Consequences：正面影响 + 负面影响 + 中性影响</w:t>
-      </w:r>
-    </w:p>
-    <w:p>
-      <w:pPr>
-        <w:spacing w:after="40" w:line="348" w:lineRule="auto"/>
-        <w:ind w:left="340"/>
-      </w:pPr>
-      <w:r>
-        <w:rPr>
-          <w:rFonts w:ascii="Microsoft YaHei" w:hAnsi="Microsoft YaHei" w:eastAsia="Microsoft YaHei"/>
-          <w:b/>
-          <w:color w:val="1A7A3D"/>
-          <w:sz w:val="21"/>
-        </w:rPr>
-        <w:t xml:space="preserve">• </w:t>
-      </w:r>
-      <w:r>
-        <w:rPr>
-          <w:rFonts w:ascii="Microsoft YaHei" w:hAnsi="Microsoft YaHei" w:eastAsia="Microsoft YaHei"/>
-          <w:b w:val="0"/>
-          <w:color w:val="2B2B2B"/>
-          <w:sz w:val="21"/>
-        </w:rPr>
-        <w:t>Alternatives Considered：被放弃的替代方案及放弃理由</w:t>
-      </w:r>
-    </w:p>
-    <w:p>
-      <w:pPr>
-        <w:spacing w:after="40" w:line="348" w:lineRule="auto"/>
-        <w:ind w:left="340"/>
-      </w:pPr>
-      <w:r>
-        <w:rPr>
-          <w:rFonts w:ascii="Microsoft YaHei" w:hAnsi="Microsoft YaHei" w:eastAsia="Microsoft YaHei"/>
-          <w:b/>
-          <w:color w:val="1A7A3D"/>
-          <w:sz w:val="21"/>
-        </w:rPr>
-        <w:t xml:space="preserve">• </w:t>
-      </w:r>
-      <w:r>
-        <w:rPr>
-          <w:rFonts w:ascii="Microsoft YaHei" w:hAnsi="Microsoft YaHei" w:eastAsia="Microsoft YaHei"/>
-          <w:b w:val="0"/>
-          <w:color w:val="2B2B2B"/>
-          <w:sz w:val="21"/>
-        </w:rPr>
-        <w:t>References：参考资料、相关 ADR</w:t>
+        <w:t>ADR 正文</w:t>
       </w:r>
     </w:p>
     <w:tbl>
       <w:tblPr>
+        <w:tblStyle w:val="TableGrid"/>
         <w:tblW w:type="auto" w:w="0"/>
         <w:jc w:val="center"/>
         <w:tblLook w:firstColumn="1" w:firstRow="1" w:lastColumn="0" w:lastRow="0" w:noHBand="0" w:noVBand="1" w:val="04A0"/>
       </w:tblPr>
       <w:tblGrid>
-        <w:gridCol w:w="9746"/>
+        <w:gridCol w:w="4873"/>
+        <w:gridCol w:w="4873"/>
       </w:tblGrid>
+      <w:tr>
+        <w:trPr>
+          <w:tblHeader w:val="true"/>
+        </w:trPr>
+        <w:tc>
+          <w:tcPr>
+            <w:tcW w:type="dxa" w:w="4873"/>
+            <w:vAlign w:val="center"/>
+            <w:shd w:fill="EAF6EF"/>
+          </w:tcPr>
+          <w:p>
+            <w:pPr>
+              <w:spacing w:line="259" w:lineRule="auto" w:after="20"/>
+              <w:jc w:val="left"/>
+            </w:pPr>
+            <w:r>
+              <w:rPr>
+                <w:rFonts w:ascii="Microsoft YaHei" w:hAnsi="Microsoft YaHei" w:eastAsia="Microsoft YaHei"/>
+                <w:sz w:val="18"/>
+              </w:rPr>
+            </w:r>
+            <w:r>
+              <w:rPr>
+                <w:rFonts w:ascii="Microsoft YaHei" w:hAnsi="Microsoft YaHei" w:eastAsia="Microsoft YaHei"/>
+                <w:b/>
+                <w:color w:val="096841"/>
+                <w:sz w:val="18"/>
+              </w:rPr>
+              <w:t>字段</w:t>
+            </w:r>
+          </w:p>
+        </w:tc>
+        <w:tc>
+          <w:tcPr>
+            <w:tcW w:type="dxa" w:w="4873"/>
+            <w:vAlign w:val="center"/>
+            <w:shd w:fill="EAF6EF"/>
+          </w:tcPr>
+          <w:p>
+            <w:pPr>
+              <w:spacing w:line="259" w:lineRule="auto" w:after="20"/>
+              <w:jc w:val="left"/>
+            </w:pPr>
+            <w:r>
+              <w:rPr>
+                <w:rFonts w:ascii="Microsoft YaHei" w:hAnsi="Microsoft YaHei" w:eastAsia="Microsoft YaHei"/>
+                <w:sz w:val="18"/>
+              </w:rPr>
+            </w:r>
+            <w:r>
+              <w:rPr>
+                <w:rFonts w:ascii="Microsoft YaHei" w:hAnsi="Microsoft YaHei" w:eastAsia="Microsoft YaHei"/>
+                <w:b/>
+                <w:color w:val="096841"/>
+                <w:sz w:val="18"/>
+              </w:rPr>
+              <w:t>内容</w:t>
+            </w:r>
+          </w:p>
+        </w:tc>
+      </w:tr>
       <w:tr>
         <w:tc>
           <w:tcPr>
-            <w:tcW w:type="dxa" w:w="9746"/>
-            <w:shd w:val="clear" w:color="auto" w:fill="FBFDFB"/>
-            <w:tcBorders>
-              <w:top w:val="single" w:sz="4" w:space="0" w:color="B8D8C2"/>
-              <w:left w:val="single" w:sz="4" w:space="0" w:color="B8D8C2"/>
-              <w:bottom w:val="single" w:sz="4" w:space="0" w:color="B8D8C2"/>
-              <w:right w:val="single" w:sz="4" w:space="0" w:color="B8D8C2"/>
-            </w:tcBorders>
-            <w:vAlign w:val="top"/>
+            <w:tcW w:type="dxa" w:w="4873"/>
+            <w:vAlign w:val="center"/>
           </w:tcPr>
           <w:p>
+            <w:pPr>
+              <w:spacing w:line="259" w:lineRule="auto" w:after="20"/>
+              <w:jc w:val="left"/>
+            </w:pPr>
             <w:r>
-              <w:t># 0007 默认数据本地化，跨境仅传脱敏聚合特征</w:t>
+              <w:rPr>
+                <w:rFonts w:ascii="Microsoft YaHei" w:hAnsi="Microsoft YaHei" w:eastAsia="Microsoft YaHei"/>
+                <w:sz w:val="18"/>
+              </w:rPr>
+            </w:r>
+            <w:r>
+              <w:rPr>
+                <w:rFonts w:ascii="Microsoft YaHei" w:hAnsi="Microsoft YaHei" w:eastAsia="Microsoft YaHei"/>
+                <w:b w:val="0"/>
+                <w:sz w:val="18"/>
+              </w:rPr>
+              <w:t>Title</w:t>
             </w:r>
           </w:p>
-          <w:p/>
+        </w:tc>
+        <w:tc>
+          <w:tcPr>
+            <w:tcW w:type="dxa" w:w="4873"/>
+            <w:vAlign w:val="center"/>
+          </w:tcPr>
           <w:p>
+            <w:pPr>
+              <w:spacing w:line="259" w:lineRule="auto" w:after="20"/>
+              <w:jc w:val="left"/>
+            </w:pPr>
             <w:r>
-              <w:t>Status: Accepted</w:t>
+              <w:rPr>
+                <w:rFonts w:ascii="Microsoft YaHei" w:hAnsi="Microsoft YaHei" w:eastAsia="Microsoft YaHei"/>
+                <w:sz w:val="18"/>
+              </w:rPr>
+            </w:r>
+            <w:r>
+              <w:rPr>
+                <w:rFonts w:ascii="Microsoft YaHei" w:hAnsi="Microsoft YaHei" w:eastAsia="Microsoft YaHei"/>
+                <w:b w:val="0"/>
+                <w:sz w:val="18"/>
+              </w:rPr>
+              <w:t>0007 默认数据本地化，跨境仅传脱敏聚合特征</w:t>
             </w:r>
           </w:p>
-          <w:p/>
+        </w:tc>
+      </w:tr>
+      <w:tr>
+        <w:tc>
+          <w:tcPr>
+            <w:tcW w:type="dxa" w:w="4873"/>
+            <w:vAlign w:val="center"/>
+          </w:tcPr>
           <w:p>
+            <w:pPr>
+              <w:spacing w:line="259" w:lineRule="auto" w:after="20"/>
+              <w:jc w:val="left"/>
+            </w:pPr>
             <w:r>
-              <w:t>Context: NekoCafé 涉及个人信息、偏好、订单、特殊需求和猫咪互动记录。AI 推荐可能调用外部云服务，运营未来可能跨区域分析。任务书要求关注个人信息保护和跨境数据策略。</w:t>
+              <w:rPr>
+                <w:rFonts w:ascii="Microsoft YaHei" w:hAnsi="Microsoft YaHei" w:eastAsia="Microsoft YaHei"/>
+                <w:sz w:val="18"/>
+              </w:rPr>
+            </w:r>
+            <w:r>
+              <w:rPr>
+                <w:rFonts w:ascii="Microsoft YaHei" w:hAnsi="Microsoft YaHei" w:eastAsia="Microsoft YaHei"/>
+                <w:b w:val="0"/>
+                <w:sz w:val="18"/>
+              </w:rPr>
+              <w:t>Status / Date / Owner</w:t>
             </w:r>
           </w:p>
-          <w:p/>
+        </w:tc>
+        <w:tc>
+          <w:tcPr>
+            <w:tcW w:type="dxa" w:w="4873"/>
+            <w:vAlign w:val="center"/>
+          </w:tcPr>
           <w:p>
+            <w:pPr>
+              <w:spacing w:line="259" w:lineRule="auto" w:after="20"/>
+              <w:jc w:val="left"/>
+            </w:pPr>
             <w:r>
-              <w:t>Decision: 默认所有个人信息和交易数据在中国区本地存储。调用境外 AI 或跨区域分析时，只允许发送脱敏、聚合、最小必要特征，例如偏好标签、城市级门店特征、猫咪可互动状态，不发送手机号、姓名、精确地址、订单明细和特殊需求原文。跨境开关由配置和审计控制。</w:t>
+              <w:rPr>
+                <w:rFonts w:ascii="Microsoft YaHei" w:hAnsi="Microsoft YaHei" w:eastAsia="Microsoft YaHei"/>
+                <w:sz w:val="18"/>
+              </w:rPr>
+            </w:r>
+            <w:r>
+              <w:rPr>
+                <w:rFonts w:ascii="Microsoft YaHei" w:hAnsi="Microsoft YaHei" w:eastAsia="Microsoft YaHei"/>
+                <w:b w:val="0"/>
+                <w:sz w:val="18"/>
+              </w:rPr>
+              <w:t>Accepted；2026-05-14；数据合规负责人</w:t>
             </w:r>
           </w:p>
-          <w:p/>
+        </w:tc>
+      </w:tr>
+      <w:tr>
+        <w:tc>
+          <w:tcPr>
+            <w:tcW w:type="dxa" w:w="4873"/>
+            <w:vAlign w:val="center"/>
+          </w:tcPr>
           <w:p>
+            <w:pPr>
+              <w:spacing w:line="259" w:lineRule="auto" w:after="20"/>
+              <w:jc w:val="left"/>
+            </w:pPr>
             <w:r>
-              <w:t>Consequences: 正面影响是降低合规风险并保留推荐能力；负面影响是推荐效果可能低于完整画像；中性影响是需要在数据字典中标注敏感字段和是否可出境。</w:t>
+              <w:rPr>
+                <w:rFonts w:ascii="Microsoft YaHei" w:hAnsi="Microsoft YaHei" w:eastAsia="Microsoft YaHei"/>
+                <w:sz w:val="18"/>
+              </w:rPr>
+            </w:r>
+            <w:r>
+              <w:rPr>
+                <w:rFonts w:ascii="Microsoft YaHei" w:hAnsi="Microsoft YaHei" w:eastAsia="Microsoft YaHei"/>
+                <w:b w:val="0"/>
+                <w:sz w:val="18"/>
+              </w:rPr>
+              <w:t>Context</w:t>
             </w:r>
           </w:p>
-          <w:p/>
+        </w:tc>
+        <w:tc>
+          <w:tcPr>
+            <w:tcW w:type="dxa" w:w="4873"/>
+            <w:vAlign w:val="center"/>
+          </w:tcPr>
           <w:p>
+            <w:pPr>
+              <w:spacing w:line="259" w:lineRule="auto" w:after="20"/>
+              <w:jc w:val="left"/>
+            </w:pPr>
             <w:r>
-              <w:t>Alternatives Considered: 全量同步到境外分析平台被放弃，风险过高；完全禁用外部 AI 被放弃，因为会削弱推荐目标。</w:t>
+              <w:rPr>
+                <w:rFonts w:ascii="Microsoft YaHei" w:hAnsi="Microsoft YaHei" w:eastAsia="Microsoft YaHei"/>
+                <w:sz w:val="18"/>
+              </w:rPr>
+            </w:r>
+            <w:r>
+              <w:rPr>
+                <w:rFonts w:ascii="Microsoft YaHei" w:hAnsi="Microsoft YaHei" w:eastAsia="Microsoft YaHei"/>
+                <w:b w:val="0"/>
+                <w:sz w:val="18"/>
+              </w:rPr>
+              <w:t>NekoCafé 涉及手机号、偏好、订单、特殊需求和猫咪互动记录。AI 推荐可能调用外部云服务，未来运营也可能跨区域扩展。若不提前定义跨境边界，推荐、营销和报表功能会与隐私合规冲突。</w:t>
             </w:r>
           </w:p>
-          <w:p/>
+        </w:tc>
+      </w:tr>
+      <w:tr>
+        <w:tc>
+          <w:tcPr>
+            <w:tcW w:type="dxa" w:w="4873"/>
+            <w:vAlign w:val="center"/>
+          </w:tcPr>
           <w:p>
+            <w:pPr>
+              <w:spacing w:line="259" w:lineRule="auto" w:after="20"/>
+              <w:jc w:val="left"/>
+            </w:pPr>
             <w:r>
-              <w:t>References: D2-6 数据字典；QAS-06；个人信息保护法。</w:t>
+              <w:rPr>
+                <w:rFonts w:ascii="Microsoft YaHei" w:hAnsi="Microsoft YaHei" w:eastAsia="Microsoft YaHei"/>
+                <w:sz w:val="18"/>
+              </w:rPr>
+            </w:r>
+            <w:r>
+              <w:rPr>
+                <w:rFonts w:ascii="Microsoft YaHei" w:hAnsi="Microsoft YaHei" w:eastAsia="Microsoft YaHei"/>
+                <w:b w:val="0"/>
+                <w:sz w:val="18"/>
+              </w:rPr>
+              <w:t>Decision</w:t>
+            </w:r>
+          </w:p>
+        </w:tc>
+        <w:tc>
+          <w:tcPr>
+            <w:tcW w:type="dxa" w:w="4873"/>
+            <w:vAlign w:val="center"/>
+          </w:tcPr>
+          <w:p>
+            <w:pPr>
+              <w:spacing w:line="259" w:lineRule="auto" w:after="20"/>
+              <w:jc w:val="left"/>
+            </w:pPr>
+            <w:r>
+              <w:rPr>
+                <w:rFonts w:ascii="Microsoft YaHei" w:hAnsi="Microsoft YaHei" w:eastAsia="Microsoft YaHei"/>
+                <w:sz w:val="18"/>
+              </w:rPr>
+            </w:r>
+            <w:r>
+              <w:rPr>
+                <w:rFonts w:ascii="Microsoft YaHei" w:hAnsi="Microsoft YaHei" w:eastAsia="Microsoft YaHei"/>
+                <w:b w:val="0"/>
+                <w:sz w:val="18"/>
+              </w:rPr>
+              <w:t>默认所有个人信息和交易数据本地化存储；跨境或外部 AI 调用只允许传输脱敏聚合特征，例如偏好标签统计、门店热度、匿名行为摘要。禁止传输手机号、姓名、精确地址、订单明细、special_request 原文和未授权会员画像。</w:t>
+            </w:r>
+          </w:p>
+        </w:tc>
+      </w:tr>
+      <w:tr>
+        <w:tc>
+          <w:tcPr>
+            <w:tcW w:type="dxa" w:w="4873"/>
+            <w:vAlign w:val="center"/>
+          </w:tcPr>
+          <w:p>
+            <w:pPr>
+              <w:spacing w:line="259" w:lineRule="auto" w:after="20"/>
+              <w:jc w:val="left"/>
+            </w:pPr>
+            <w:r>
+              <w:rPr>
+                <w:rFonts w:ascii="Microsoft YaHei" w:hAnsi="Microsoft YaHei" w:eastAsia="Microsoft YaHei"/>
+                <w:sz w:val="18"/>
+              </w:rPr>
+            </w:r>
+            <w:r>
+              <w:rPr>
+                <w:rFonts w:ascii="Microsoft YaHei" w:hAnsi="Microsoft YaHei" w:eastAsia="Microsoft YaHei"/>
+                <w:b w:val="0"/>
+                <w:sz w:val="18"/>
+              </w:rPr>
+              <w:t>Consequences</w:t>
+            </w:r>
+          </w:p>
+        </w:tc>
+        <w:tc>
+          <w:tcPr>
+            <w:tcW w:type="dxa" w:w="4873"/>
+            <w:vAlign w:val="center"/>
+          </w:tcPr>
+          <w:p>
+            <w:pPr>
+              <w:spacing w:line="259" w:lineRule="auto" w:after="20"/>
+              <w:jc w:val="left"/>
+            </w:pPr>
+            <w:r>
+              <w:rPr>
+                <w:rFonts w:ascii="Microsoft YaHei" w:hAnsi="Microsoft YaHei" w:eastAsia="Microsoft YaHei"/>
+                <w:sz w:val="18"/>
+              </w:rPr>
+            </w:r>
+            <w:r>
+              <w:rPr>
+                <w:rFonts w:ascii="Microsoft YaHei" w:hAnsi="Microsoft YaHei" w:eastAsia="Microsoft YaHei"/>
+                <w:b w:val="0"/>
+                <w:sz w:val="18"/>
+              </w:rPr>
+              <w:t>正面：降低合规风险，仍保留推荐能力。</w:t>
+            </w:r>
+            <w:r>
+              <w:rPr>
+                <w:rFonts w:ascii="Microsoft YaHei" w:hAnsi="Microsoft YaHei" w:eastAsia="Microsoft YaHei"/>
+                <w:sz w:val="18"/>
+              </w:rPr>
+              <w:br/>
+            </w:r>
+            <w:r>
+              <w:rPr>
+                <w:rFonts w:ascii="Microsoft YaHei" w:hAnsi="Microsoft YaHei" w:eastAsia="Microsoft YaHei"/>
+                <w:b w:val="0"/>
+                <w:sz w:val="18"/>
+              </w:rPr>
+              <w:t>负面：推荐效果可能低于完整画像，且需要额外脱敏处理。</w:t>
+            </w:r>
+            <w:r>
+              <w:rPr>
+                <w:rFonts w:ascii="Microsoft YaHei" w:hAnsi="Microsoft YaHei" w:eastAsia="Microsoft YaHei"/>
+                <w:sz w:val="18"/>
+              </w:rPr>
+              <w:br/>
+            </w:r>
+            <w:r>
+              <w:rPr>
+                <w:rFonts w:ascii="Microsoft YaHei" w:hAnsi="Microsoft YaHei" w:eastAsia="Microsoft YaHei"/>
+                <w:b w:val="0"/>
+                <w:sz w:val="18"/>
+              </w:rPr>
+              <w:t>中性：跨境能力按授权和场景逐步开放，不作为 M1/M2 必需能力。</w:t>
+            </w:r>
+          </w:p>
+        </w:tc>
+      </w:tr>
+      <w:tr>
+        <w:tc>
+          <w:tcPr>
+            <w:tcW w:type="dxa" w:w="4873"/>
+            <w:vAlign w:val="center"/>
+          </w:tcPr>
+          <w:p>
+            <w:pPr>
+              <w:spacing w:line="259" w:lineRule="auto" w:after="20"/>
+              <w:jc w:val="left"/>
+            </w:pPr>
+            <w:r>
+              <w:rPr>
+                <w:rFonts w:ascii="Microsoft YaHei" w:hAnsi="Microsoft YaHei" w:eastAsia="Microsoft YaHei"/>
+                <w:sz w:val="18"/>
+              </w:rPr>
+            </w:r>
+            <w:r>
+              <w:rPr>
+                <w:rFonts w:ascii="Microsoft YaHei" w:hAnsi="Microsoft YaHei" w:eastAsia="Microsoft YaHei"/>
+                <w:b w:val="0"/>
+                <w:sz w:val="18"/>
+              </w:rPr>
+              <w:t>Alternatives Considered</w:t>
+            </w:r>
+          </w:p>
+        </w:tc>
+        <w:tc>
+          <w:tcPr>
+            <w:tcW w:type="dxa" w:w="4873"/>
+            <w:vAlign w:val="center"/>
+          </w:tcPr>
+          <w:p>
+            <w:pPr>
+              <w:spacing w:line="259" w:lineRule="auto" w:after="20"/>
+              <w:jc w:val="left"/>
+            </w:pPr>
+            <w:r>
+              <w:rPr>
+                <w:rFonts w:ascii="Microsoft YaHei" w:hAnsi="Microsoft YaHei" w:eastAsia="Microsoft YaHei"/>
+                <w:sz w:val="18"/>
+              </w:rPr>
+            </w:r>
+            <w:r>
+              <w:rPr>
+                <w:rFonts w:ascii="Microsoft YaHei" w:hAnsi="Microsoft YaHei" w:eastAsia="Microsoft YaHei"/>
+                <w:b w:val="0"/>
+                <w:sz w:val="18"/>
+              </w:rPr>
+              <w:t>传输完整会员画像给外部 AI：效果好但合规风险高。</w:t>
+            </w:r>
+            <w:r>
+              <w:rPr>
+                <w:rFonts w:ascii="Microsoft YaHei" w:hAnsi="Microsoft YaHei" w:eastAsia="Microsoft YaHei"/>
+                <w:sz w:val="18"/>
+              </w:rPr>
+              <w:br/>
+            </w:r>
+            <w:r>
+              <w:rPr>
+                <w:rFonts w:ascii="Microsoft YaHei" w:hAnsi="Microsoft YaHei" w:eastAsia="Microsoft YaHei"/>
+                <w:b w:val="0"/>
+                <w:sz w:val="18"/>
+              </w:rPr>
+              <w:t>完全禁止外部推荐：安全但削弱智能化价值。</w:t>
+            </w:r>
+            <w:r>
+              <w:rPr>
+                <w:rFonts w:ascii="Microsoft YaHei" w:hAnsi="Microsoft YaHei" w:eastAsia="Microsoft YaHei"/>
+                <w:sz w:val="18"/>
+              </w:rPr>
+              <w:br/>
+            </w:r>
+            <w:r>
+              <w:rPr>
+                <w:rFonts w:ascii="Microsoft YaHei" w:hAnsi="Microsoft YaHei" w:eastAsia="Microsoft YaHei"/>
+                <w:b w:val="0"/>
+                <w:sz w:val="18"/>
+              </w:rPr>
+              <w:t>只靠合同约束第三方：不能替代技术脱敏和授权校验。</w:t>
+            </w:r>
+          </w:p>
+        </w:tc>
+      </w:tr>
+      <w:tr>
+        <w:tc>
+          <w:tcPr>
+            <w:tcW w:type="dxa" w:w="4873"/>
+            <w:vAlign w:val="center"/>
+          </w:tcPr>
+          <w:p>
+            <w:pPr>
+              <w:spacing w:line="259" w:lineRule="auto" w:after="20"/>
+              <w:jc w:val="left"/>
+            </w:pPr>
+            <w:r>
+              <w:rPr>
+                <w:rFonts w:ascii="Microsoft YaHei" w:hAnsi="Microsoft YaHei" w:eastAsia="Microsoft YaHei"/>
+                <w:sz w:val="18"/>
+              </w:rPr>
+            </w:r>
+            <w:r>
+              <w:rPr>
+                <w:rFonts w:ascii="Microsoft YaHei" w:hAnsi="Microsoft YaHei" w:eastAsia="Microsoft YaHei"/>
+                <w:b w:val="0"/>
+                <w:sz w:val="18"/>
+              </w:rPr>
+              <w:t>Implementation Notes</w:t>
+            </w:r>
+          </w:p>
+        </w:tc>
+        <w:tc>
+          <w:tcPr>
+            <w:tcW w:type="dxa" w:w="4873"/>
+            <w:vAlign w:val="center"/>
+          </w:tcPr>
+          <w:p>
+            <w:pPr>
+              <w:spacing w:line="259" w:lineRule="auto" w:after="20"/>
+              <w:jc w:val="left"/>
+            </w:pPr>
+            <w:r>
+              <w:rPr>
+                <w:rFonts w:ascii="Microsoft YaHei" w:hAnsi="Microsoft YaHei" w:eastAsia="Microsoft YaHei"/>
+                <w:sz w:val="18"/>
+              </w:rPr>
+            </w:r>
+            <w:r>
+              <w:rPr>
+                <w:rFonts w:ascii="Microsoft YaHei" w:hAnsi="Microsoft YaHei" w:eastAsia="Microsoft YaHei"/>
+                <w:b w:val="0"/>
+                <w:sz w:val="18"/>
+              </w:rPr>
+              <w:t>D2-6 对跨境字段标注 [GDPR]/个人信息；D2-5 consents 增加 CROSS_BORDER 授权类型；M4 再验证跨区域同步、删除请求和导出请求。</w:t>
+            </w:r>
+          </w:p>
+        </w:tc>
+      </w:tr>
+      <w:tr>
+        <w:tc>
+          <w:tcPr>
+            <w:tcW w:type="dxa" w:w="4873"/>
+            <w:vAlign w:val="center"/>
+          </w:tcPr>
+          <w:p>
+            <w:pPr>
+              <w:spacing w:line="259" w:lineRule="auto" w:after="20"/>
+              <w:jc w:val="left"/>
+            </w:pPr>
+            <w:r>
+              <w:rPr>
+                <w:rFonts w:ascii="Microsoft YaHei" w:hAnsi="Microsoft YaHei" w:eastAsia="Microsoft YaHei"/>
+                <w:sz w:val="18"/>
+              </w:rPr>
+            </w:r>
+            <w:r>
+              <w:rPr>
+                <w:rFonts w:ascii="Microsoft YaHei" w:hAnsi="Microsoft YaHei" w:eastAsia="Microsoft YaHei"/>
+                <w:b w:val="0"/>
+                <w:sz w:val="18"/>
+              </w:rPr>
+              <w:t>References</w:t>
+            </w:r>
+          </w:p>
+        </w:tc>
+        <w:tc>
+          <w:tcPr>
+            <w:tcW w:type="dxa" w:w="4873"/>
+            <w:vAlign w:val="center"/>
+          </w:tcPr>
+          <w:p>
+            <w:pPr>
+              <w:spacing w:line="259" w:lineRule="auto" w:after="20"/>
+              <w:jc w:val="left"/>
+            </w:pPr>
+            <w:r>
+              <w:rPr>
+                <w:rFonts w:ascii="Microsoft YaHei" w:hAnsi="Microsoft YaHei" w:eastAsia="Microsoft YaHei"/>
+                <w:sz w:val="18"/>
+              </w:rPr>
+            </w:r>
+            <w:r>
+              <w:rPr>
+                <w:rFonts w:ascii="Microsoft YaHei" w:hAnsi="Microsoft YaHei" w:eastAsia="Microsoft YaHei"/>
+                <w:b w:val="0"/>
+                <w:sz w:val="18"/>
+              </w:rPr>
+              <w:t>D2-6 数据字典；QAS-06；个人信息保护法。</w:t>
             </w:r>
           </w:p>
         </w:tc>
       </w:tr>
     </w:tbl>
-    <w:p/>
     <w:sectPr>
       <w:pgSz w:w="12240" w:h="15840"/>
       <w:pgMar w:top="1134" w:right="1247" w:bottom="1134" w:left="1247" w:header="720" w:footer="720" w:gutter="0"/>

--- a/实验二_软件架构设计与微服务拆分/D2-7_架构决策记录ADR集/0007-cross-border-data-strategy.docx
+++ b/实验二_软件架构设计与微服务拆分/D2-7_架构决策记录ADR集/0007-cross-border-data-strategy.docx
@@ -30,7 +30,7 @@
           </w:tcPr>
           <w:p>
             <w:pPr>
-              <w:spacing w:after="20" w:line="259" w:lineRule="auto"/>
+              <w:spacing w:after="0" w:line="240" w:lineRule="auto" w:before="0"/>
               <w:jc w:val="center"/>
             </w:pPr>
             <w:r>
@@ -38,7 +38,7 @@
                 <w:rFonts w:ascii="Microsoft YaHei" w:hAnsi="Microsoft YaHei" w:eastAsia="Microsoft YaHei"/>
                 <w:b/>
                 <w:color w:val="1A7A3D"/>
-                <w:sz w:val="21"/>
+                <w:sz w:val="17"/>
               </w:rPr>
               <w:t>文件名</w:t>
             </w:r>
@@ -58,14 +58,14 @@
           </w:tcPr>
           <w:p>
             <w:pPr>
-              <w:spacing w:after="20" w:line="259" w:lineRule="auto"/>
+              <w:spacing w:after="0" w:line="240" w:lineRule="auto" w:before="0"/>
             </w:pPr>
             <w:r>
               <w:rPr>
                 <w:rFonts w:ascii="Microsoft YaHei" w:hAnsi="Microsoft YaHei" w:eastAsia="Microsoft YaHei"/>
                 <w:b w:val="0"/>
                 <w:color w:val="2B2B2B"/>
-                <w:sz w:val="21"/>
+                <w:sz w:val="17"/>
               </w:rPr>
               <w:t>0007-cross-border-data-strategy.docx</w:t>
             </w:r>
@@ -87,7 +87,7 @@
           </w:tcPr>
           <w:p>
             <w:pPr>
-              <w:spacing w:after="20" w:line="259" w:lineRule="auto"/>
+              <w:spacing w:after="0" w:line="240" w:lineRule="auto" w:before="0"/>
               <w:jc w:val="center"/>
             </w:pPr>
             <w:r>
@@ -95,7 +95,7 @@
                 <w:rFonts w:ascii="Microsoft YaHei" w:hAnsi="Microsoft YaHei" w:eastAsia="Microsoft YaHei"/>
                 <w:b/>
                 <w:color w:val="1A7A3D"/>
-                <w:sz w:val="21"/>
+                <w:sz w:val="17"/>
               </w:rPr>
               <w:t>所属包</w:t>
             </w:r>
@@ -115,14 +115,14 @@
           </w:tcPr>
           <w:p>
             <w:pPr>
-              <w:spacing w:after="20" w:line="259" w:lineRule="auto"/>
+              <w:spacing w:after="0" w:line="240" w:lineRule="auto" w:before="0"/>
             </w:pPr>
             <w:r>
               <w:rPr>
                 <w:rFonts w:ascii="Microsoft YaHei" w:hAnsi="Microsoft YaHei" w:eastAsia="Microsoft YaHei"/>
                 <w:b w:val="0"/>
                 <w:color w:val="2B2B2B"/>
-                <w:sz w:val="21"/>
+                <w:sz w:val="17"/>
               </w:rPr>
               <w:t>D2-7_架构决策记录ADR集</w:t>
             </w:r>
@@ -144,7 +144,7 @@
           </w:tcPr>
           <w:p>
             <w:pPr>
-              <w:spacing w:after="20" w:line="259" w:lineRule="auto"/>
+              <w:spacing w:after="0" w:line="240" w:lineRule="auto" w:before="0"/>
               <w:jc w:val="center"/>
             </w:pPr>
             <w:r>
@@ -152,7 +152,7 @@
                 <w:rFonts w:ascii="Microsoft YaHei" w:hAnsi="Microsoft YaHei" w:eastAsia="Microsoft YaHei"/>
                 <w:b/>
                 <w:color w:val="1A7A3D"/>
-                <w:sz w:val="21"/>
+                <w:sz w:val="17"/>
               </w:rPr>
               <w:t>用途</w:t>
             </w:r>
@@ -172,14 +172,14 @@
           </w:tcPr>
           <w:p>
             <w:pPr>
-              <w:spacing w:after="20" w:line="259" w:lineRule="auto"/>
+              <w:spacing w:after="0" w:line="240" w:lineRule="auto" w:before="0"/>
             </w:pPr>
             <w:r>
               <w:rPr>
                 <w:rFonts w:ascii="Microsoft YaHei" w:hAnsi="Microsoft YaHei" w:eastAsia="Microsoft YaHei"/>
                 <w:b w:val="0"/>
                 <w:color w:val="2B2B2B"/>
-                <w:sz w:val="21"/>
+                <w:sz w:val="17"/>
               </w:rPr>
               <w:t>决策主题：跨境数据同步策略</w:t>
             </w:r>
@@ -201,7 +201,7 @@
           </w:tcPr>
           <w:p>
             <w:pPr>
-              <w:spacing w:after="20" w:line="259" w:lineRule="auto"/>
+              <w:spacing w:after="0" w:line="240" w:lineRule="auto" w:before="0"/>
               <w:jc w:val="center"/>
             </w:pPr>
             <w:r>
@@ -209,7 +209,7 @@
                 <w:rFonts w:ascii="Microsoft YaHei" w:hAnsi="Microsoft YaHei" w:eastAsia="Microsoft YaHei"/>
                 <w:b/>
                 <w:color w:val="1A7A3D"/>
-                <w:sz w:val="21"/>
+                <w:sz w:val="17"/>
               </w:rPr>
               <w:t>填写人</w:t>
             </w:r>
@@ -229,12 +229,13 @@
           </w:tcPr>
           <w:p>
             <w:pPr>
-              <w:spacing w:line="259" w:lineRule="auto" w:after="20"/>
+              <w:spacing w:line="240" w:lineRule="auto" w:after="0" w:before="0"/>
             </w:pPr>
             <w:r>
               <w:rPr>
                 <w:rFonts w:ascii="Microsoft YaHei" w:hAnsi="Microsoft YaHei" w:eastAsia="Microsoft YaHei"/>
-                <w:sz w:val="18"/>
+                <w:b w:val="0"/>
+                <w:sz w:val="17"/>
               </w:rPr>
               <w:t>戴正宇</w:t>
             </w:r>
@@ -256,7 +257,7 @@
           </w:tcPr>
           <w:p>
             <w:pPr>
-              <w:spacing w:after="20" w:line="259" w:lineRule="auto"/>
+              <w:spacing w:after="0" w:line="240" w:lineRule="auto" w:before="0"/>
               <w:jc w:val="center"/>
             </w:pPr>
             <w:r>
@@ -264,7 +265,7 @@
                 <w:rFonts w:ascii="Microsoft YaHei" w:hAnsi="Microsoft YaHei" w:eastAsia="Microsoft YaHei"/>
                 <w:b/>
                 <w:color w:val="1A7A3D"/>
-                <w:sz w:val="21"/>
+                <w:sz w:val="17"/>
               </w:rPr>
               <w:t>日期</w:t>
             </w:r>
@@ -284,12 +285,13 @@
           </w:tcPr>
           <w:p>
             <w:pPr>
-              <w:spacing w:line="259" w:lineRule="auto" w:after="20"/>
+              <w:spacing w:line="240" w:lineRule="auto" w:after="0" w:before="0"/>
             </w:pPr>
             <w:r>
               <w:rPr>
                 <w:rFonts w:ascii="Microsoft YaHei" w:hAnsi="Microsoft YaHei" w:eastAsia="Microsoft YaHei"/>
-                <w:sz w:val="18"/>
+                <w:b w:val="0"/>
+                <w:sz w:val="17"/>
               </w:rPr>
               <w:t>2026-05-14</w:t>
             </w:r>
@@ -299,23 +301,25 @@
     </w:tbl>
     <w:p>
       <w:pPr>
-        <w:spacing w:line="269" w:lineRule="auto" w:after="60"/>
+        <w:spacing w:line="240" w:lineRule="auto" w:after="0" w:before="0"/>
       </w:pPr>
     </w:p>
     <w:p>
       <w:pPr>
-        <w:spacing w:line="269" w:lineRule="auto" w:after="60"/>
+        <w:spacing w:line="240" w:lineRule="auto" w:after="0" w:before="0"/>
       </w:pPr>
       <w:r>
         <w:rPr>
           <w:rFonts w:ascii="Microsoft YaHei" w:hAnsi="Microsoft YaHei" w:eastAsia="Microsoft YaHei"/>
-          <w:sz w:val="21"/>
+          <w:b w:val="0"/>
+          <w:sz w:val="18"/>
         </w:rPr>
       </w:r>
       <w:r>
         <w:rPr>
           <w:rFonts w:ascii="Microsoft YaHei" w:hAnsi="Microsoft YaHei" w:eastAsia="Microsoft YaHei"/>
-          <w:sz w:val="21"/>
+          <w:b w:val="0"/>
+          <w:sz w:val="18"/>
         </w:rPr>
         <w:t>ADR 正文</w:t>
       </w:r>
@@ -343,13 +347,14 @@
           </w:tcPr>
           <w:p>
             <w:pPr>
-              <w:spacing w:line="259" w:lineRule="auto" w:after="20"/>
+              <w:spacing w:line="240" w:lineRule="auto" w:after="0" w:before="0"/>
               <w:jc w:val="left"/>
             </w:pPr>
             <w:r>
               <w:rPr>
                 <w:rFonts w:ascii="Microsoft YaHei" w:hAnsi="Microsoft YaHei" w:eastAsia="Microsoft YaHei"/>
-                <w:sz w:val="18"/>
+                <w:b w:val="0"/>
+                <w:sz w:val="17"/>
               </w:rPr>
             </w:r>
             <w:r>
@@ -357,7 +362,7 @@
                 <w:rFonts w:ascii="Microsoft YaHei" w:hAnsi="Microsoft YaHei" w:eastAsia="Microsoft YaHei"/>
                 <w:b/>
                 <w:color w:val="096841"/>
-                <w:sz w:val="18"/>
+                <w:sz w:val="17"/>
               </w:rPr>
               <w:t>字段</w:t>
             </w:r>
@@ -371,13 +376,14 @@
           </w:tcPr>
           <w:p>
             <w:pPr>
-              <w:spacing w:line="259" w:lineRule="auto" w:after="20"/>
+              <w:spacing w:line="240" w:lineRule="auto" w:after="0" w:before="0"/>
               <w:jc w:val="left"/>
             </w:pPr>
             <w:r>
               <w:rPr>
                 <w:rFonts w:ascii="Microsoft YaHei" w:hAnsi="Microsoft YaHei" w:eastAsia="Microsoft YaHei"/>
-                <w:sz w:val="18"/>
+                <w:b w:val="0"/>
+                <w:sz w:val="17"/>
               </w:rPr>
             </w:r>
             <w:r>
@@ -385,7 +391,7 @@
                 <w:rFonts w:ascii="Microsoft YaHei" w:hAnsi="Microsoft YaHei" w:eastAsia="Microsoft YaHei"/>
                 <w:b/>
                 <w:color w:val="096841"/>
-                <w:sz w:val="18"/>
+                <w:sz w:val="17"/>
               </w:rPr>
               <w:t>内容</w:t>
             </w:r>
@@ -400,20 +406,21 @@
           </w:tcPr>
           <w:p>
             <w:pPr>
-              <w:spacing w:line="259" w:lineRule="auto" w:after="20"/>
+              <w:spacing w:line="240" w:lineRule="auto" w:after="0" w:before="0"/>
               <w:jc w:val="left"/>
             </w:pPr>
             <w:r>
               <w:rPr>
                 <w:rFonts w:ascii="Microsoft YaHei" w:hAnsi="Microsoft YaHei" w:eastAsia="Microsoft YaHei"/>
-                <w:sz w:val="18"/>
+                <w:b w:val="0"/>
+                <w:sz w:val="17"/>
               </w:rPr>
             </w:r>
             <w:r>
               <w:rPr>
                 <w:rFonts w:ascii="Microsoft YaHei" w:hAnsi="Microsoft YaHei" w:eastAsia="Microsoft YaHei"/>
                 <w:b w:val="0"/>
-                <w:sz w:val="18"/>
+                <w:sz w:val="17"/>
               </w:rPr>
               <w:t>Title</w:t>
             </w:r>
@@ -426,20 +433,21 @@
           </w:tcPr>
           <w:p>
             <w:pPr>
-              <w:spacing w:line="259" w:lineRule="auto" w:after="20"/>
+              <w:spacing w:line="240" w:lineRule="auto" w:after="0" w:before="0"/>
               <w:jc w:val="left"/>
             </w:pPr>
             <w:r>
               <w:rPr>
                 <w:rFonts w:ascii="Microsoft YaHei" w:hAnsi="Microsoft YaHei" w:eastAsia="Microsoft YaHei"/>
-                <w:sz w:val="18"/>
+                <w:b w:val="0"/>
+                <w:sz w:val="17"/>
               </w:rPr>
             </w:r>
             <w:r>
               <w:rPr>
                 <w:rFonts w:ascii="Microsoft YaHei" w:hAnsi="Microsoft YaHei" w:eastAsia="Microsoft YaHei"/>
                 <w:b w:val="0"/>
-                <w:sz w:val="18"/>
+                <w:sz w:val="17"/>
               </w:rPr>
               <w:t>0007 默认数据本地化，跨境仅传脱敏聚合特征</w:t>
             </w:r>
@@ -454,20 +462,21 @@
           </w:tcPr>
           <w:p>
             <w:pPr>
-              <w:spacing w:line="259" w:lineRule="auto" w:after="20"/>
+              <w:spacing w:line="240" w:lineRule="auto" w:after="0" w:before="0"/>
               <w:jc w:val="left"/>
             </w:pPr>
             <w:r>
               <w:rPr>
                 <w:rFonts w:ascii="Microsoft YaHei" w:hAnsi="Microsoft YaHei" w:eastAsia="Microsoft YaHei"/>
-                <w:sz w:val="18"/>
+                <w:b w:val="0"/>
+                <w:sz w:val="17"/>
               </w:rPr>
             </w:r>
             <w:r>
               <w:rPr>
                 <w:rFonts w:ascii="Microsoft YaHei" w:hAnsi="Microsoft YaHei" w:eastAsia="Microsoft YaHei"/>
                 <w:b w:val="0"/>
-                <w:sz w:val="18"/>
+                <w:sz w:val="17"/>
               </w:rPr>
               <w:t>Status / Date / Owner</w:t>
             </w:r>
@@ -480,20 +489,21 @@
           </w:tcPr>
           <w:p>
             <w:pPr>
-              <w:spacing w:line="259" w:lineRule="auto" w:after="20"/>
+              <w:spacing w:line="240" w:lineRule="auto" w:after="0" w:before="0"/>
               <w:jc w:val="left"/>
             </w:pPr>
             <w:r>
               <w:rPr>
                 <w:rFonts w:ascii="Microsoft YaHei" w:hAnsi="Microsoft YaHei" w:eastAsia="Microsoft YaHei"/>
-                <w:sz w:val="18"/>
+                <w:b w:val="0"/>
+                <w:sz w:val="17"/>
               </w:rPr>
             </w:r>
             <w:r>
               <w:rPr>
                 <w:rFonts w:ascii="Microsoft YaHei" w:hAnsi="Microsoft YaHei" w:eastAsia="Microsoft YaHei"/>
                 <w:b w:val="0"/>
-                <w:sz w:val="18"/>
+                <w:sz w:val="17"/>
               </w:rPr>
               <w:t>Accepted；2026-05-14；数据合规负责人</w:t>
             </w:r>
@@ -508,20 +518,21 @@
           </w:tcPr>
           <w:p>
             <w:pPr>
-              <w:spacing w:line="259" w:lineRule="auto" w:after="20"/>
+              <w:spacing w:line="240" w:lineRule="auto" w:after="0" w:before="0"/>
               <w:jc w:val="left"/>
             </w:pPr>
             <w:r>
               <w:rPr>
                 <w:rFonts w:ascii="Microsoft YaHei" w:hAnsi="Microsoft YaHei" w:eastAsia="Microsoft YaHei"/>
-                <w:sz w:val="18"/>
+                <w:b w:val="0"/>
+                <w:sz w:val="17"/>
               </w:rPr>
             </w:r>
             <w:r>
               <w:rPr>
                 <w:rFonts w:ascii="Microsoft YaHei" w:hAnsi="Microsoft YaHei" w:eastAsia="Microsoft YaHei"/>
                 <w:b w:val="0"/>
-                <w:sz w:val="18"/>
+                <w:sz w:val="17"/>
               </w:rPr>
               <w:t>Context</w:t>
             </w:r>
@@ -534,20 +545,21 @@
           </w:tcPr>
           <w:p>
             <w:pPr>
-              <w:spacing w:line="259" w:lineRule="auto" w:after="20"/>
+              <w:spacing w:line="240" w:lineRule="auto" w:after="0" w:before="0"/>
               <w:jc w:val="left"/>
             </w:pPr>
             <w:r>
               <w:rPr>
                 <w:rFonts w:ascii="Microsoft YaHei" w:hAnsi="Microsoft YaHei" w:eastAsia="Microsoft YaHei"/>
-                <w:sz w:val="18"/>
+                <w:b w:val="0"/>
+                <w:sz w:val="17"/>
               </w:rPr>
             </w:r>
             <w:r>
               <w:rPr>
                 <w:rFonts w:ascii="Microsoft YaHei" w:hAnsi="Microsoft YaHei" w:eastAsia="Microsoft YaHei"/>
                 <w:b w:val="0"/>
-                <w:sz w:val="18"/>
+                <w:sz w:val="17"/>
               </w:rPr>
               <w:t>NekoCafé 涉及手机号、偏好、订单、特殊需求和猫咪互动记录。AI 推荐可能调用外部云服务，未来运营也可能跨区域扩展。若不提前定义跨境边界，推荐、营销和报表功能会与隐私合规冲突。</w:t>
             </w:r>
@@ -562,20 +574,21 @@
           </w:tcPr>
           <w:p>
             <w:pPr>
-              <w:spacing w:line="259" w:lineRule="auto" w:after="20"/>
+              <w:spacing w:line="240" w:lineRule="auto" w:after="0" w:before="0"/>
               <w:jc w:val="left"/>
             </w:pPr>
             <w:r>
               <w:rPr>
                 <w:rFonts w:ascii="Microsoft YaHei" w:hAnsi="Microsoft YaHei" w:eastAsia="Microsoft YaHei"/>
-                <w:sz w:val="18"/>
+                <w:b w:val="0"/>
+                <w:sz w:val="17"/>
               </w:rPr>
             </w:r>
             <w:r>
               <w:rPr>
                 <w:rFonts w:ascii="Microsoft YaHei" w:hAnsi="Microsoft YaHei" w:eastAsia="Microsoft YaHei"/>
                 <w:b w:val="0"/>
-                <w:sz w:val="18"/>
+                <w:sz w:val="17"/>
               </w:rPr>
               <w:t>Decision</w:t>
             </w:r>
@@ -588,20 +601,21 @@
           </w:tcPr>
           <w:p>
             <w:pPr>
-              <w:spacing w:line="259" w:lineRule="auto" w:after="20"/>
+              <w:spacing w:line="240" w:lineRule="auto" w:after="0" w:before="0"/>
               <w:jc w:val="left"/>
             </w:pPr>
             <w:r>
               <w:rPr>
                 <w:rFonts w:ascii="Microsoft YaHei" w:hAnsi="Microsoft YaHei" w:eastAsia="Microsoft YaHei"/>
-                <w:sz w:val="18"/>
+                <w:b w:val="0"/>
+                <w:sz w:val="17"/>
               </w:rPr>
             </w:r>
             <w:r>
               <w:rPr>
                 <w:rFonts w:ascii="Microsoft YaHei" w:hAnsi="Microsoft YaHei" w:eastAsia="Microsoft YaHei"/>
                 <w:b w:val="0"/>
-                <w:sz w:val="18"/>
+                <w:sz w:val="17"/>
               </w:rPr>
               <w:t>默认所有个人信息和交易数据本地化存储；跨境或外部 AI 调用只允许传输脱敏聚合特征，例如偏好标签统计、门店热度、匿名行为摘要。禁止传输手机号、姓名、精确地址、订单明细、special_request 原文和未授权会员画像。</w:t>
             </w:r>
@@ -616,20 +630,21 @@
           </w:tcPr>
           <w:p>
             <w:pPr>
-              <w:spacing w:line="259" w:lineRule="auto" w:after="20"/>
+              <w:spacing w:line="240" w:lineRule="auto" w:after="0" w:before="0"/>
               <w:jc w:val="left"/>
             </w:pPr>
             <w:r>
               <w:rPr>
                 <w:rFonts w:ascii="Microsoft YaHei" w:hAnsi="Microsoft YaHei" w:eastAsia="Microsoft YaHei"/>
-                <w:sz w:val="18"/>
+                <w:b w:val="0"/>
+                <w:sz w:val="17"/>
               </w:rPr>
             </w:r>
             <w:r>
               <w:rPr>
                 <w:rFonts w:ascii="Microsoft YaHei" w:hAnsi="Microsoft YaHei" w:eastAsia="Microsoft YaHei"/>
                 <w:b w:val="0"/>
-                <w:sz w:val="18"/>
+                <w:sz w:val="17"/>
               </w:rPr>
               <w:t>Consequences</w:t>
             </w:r>
@@ -642,27 +657,29 @@
           </w:tcPr>
           <w:p>
             <w:pPr>
-              <w:spacing w:line="259" w:lineRule="auto" w:after="20"/>
+              <w:spacing w:line="240" w:lineRule="auto" w:after="0" w:before="0"/>
               <w:jc w:val="left"/>
             </w:pPr>
             <w:r>
               <w:rPr>
                 <w:rFonts w:ascii="Microsoft YaHei" w:hAnsi="Microsoft YaHei" w:eastAsia="Microsoft YaHei"/>
-                <w:sz w:val="18"/>
+                <w:b w:val="0"/>
+                <w:sz w:val="17"/>
               </w:rPr>
             </w:r>
             <w:r>
               <w:rPr>
                 <w:rFonts w:ascii="Microsoft YaHei" w:hAnsi="Microsoft YaHei" w:eastAsia="Microsoft YaHei"/>
                 <w:b w:val="0"/>
-                <w:sz w:val="18"/>
+                <w:sz w:val="17"/>
               </w:rPr>
               <w:t>正面：降低合规风险，仍保留推荐能力。</w:t>
             </w:r>
             <w:r>
               <w:rPr>
                 <w:rFonts w:ascii="Microsoft YaHei" w:hAnsi="Microsoft YaHei" w:eastAsia="Microsoft YaHei"/>
-                <w:sz w:val="18"/>
+                <w:b w:val="0"/>
+                <w:sz w:val="17"/>
               </w:rPr>
               <w:br/>
             </w:r>
@@ -670,14 +687,15 @@
               <w:rPr>
                 <w:rFonts w:ascii="Microsoft YaHei" w:hAnsi="Microsoft YaHei" w:eastAsia="Microsoft YaHei"/>
                 <w:b w:val="0"/>
-                <w:sz w:val="18"/>
+                <w:sz w:val="17"/>
               </w:rPr>
               <w:t>负面：推荐效果可能低于完整画像，且需要额外脱敏处理。</w:t>
             </w:r>
             <w:r>
               <w:rPr>
                 <w:rFonts w:ascii="Microsoft YaHei" w:hAnsi="Microsoft YaHei" w:eastAsia="Microsoft YaHei"/>
-                <w:sz w:val="18"/>
+                <w:b w:val="0"/>
+                <w:sz w:val="17"/>
               </w:rPr>
               <w:br/>
             </w:r>
@@ -685,7 +703,7 @@
               <w:rPr>
                 <w:rFonts w:ascii="Microsoft YaHei" w:hAnsi="Microsoft YaHei" w:eastAsia="Microsoft YaHei"/>
                 <w:b w:val="0"/>
-                <w:sz w:val="18"/>
+                <w:sz w:val="17"/>
               </w:rPr>
               <w:t>中性：跨境能力按授权和场景逐步开放，不作为 M1/M2 必需能力。</w:t>
             </w:r>
@@ -700,20 +718,21 @@
           </w:tcPr>
           <w:p>
             <w:pPr>
-              <w:spacing w:line="259" w:lineRule="auto" w:after="20"/>
+              <w:spacing w:line="240" w:lineRule="auto" w:after="0" w:before="0"/>
               <w:jc w:val="left"/>
             </w:pPr>
             <w:r>
               <w:rPr>
                 <w:rFonts w:ascii="Microsoft YaHei" w:hAnsi="Microsoft YaHei" w:eastAsia="Microsoft YaHei"/>
-                <w:sz w:val="18"/>
+                <w:b w:val="0"/>
+                <w:sz w:val="17"/>
               </w:rPr>
             </w:r>
             <w:r>
               <w:rPr>
                 <w:rFonts w:ascii="Microsoft YaHei" w:hAnsi="Microsoft YaHei" w:eastAsia="Microsoft YaHei"/>
                 <w:b w:val="0"/>
-                <w:sz w:val="18"/>
+                <w:sz w:val="17"/>
               </w:rPr>
               <w:t>Alternatives Considered</w:t>
             </w:r>
@@ -726,27 +745,29 @@
           </w:tcPr>
           <w:p>
             <w:pPr>
-              <w:spacing w:line="259" w:lineRule="auto" w:after="20"/>
+              <w:spacing w:line="240" w:lineRule="auto" w:after="0" w:before="0"/>
               <w:jc w:val="left"/>
             </w:pPr>
             <w:r>
               <w:rPr>
                 <w:rFonts w:ascii="Microsoft YaHei" w:hAnsi="Microsoft YaHei" w:eastAsia="Microsoft YaHei"/>
-                <w:sz w:val="18"/>
+                <w:b w:val="0"/>
+                <w:sz w:val="17"/>
               </w:rPr>
             </w:r>
             <w:r>
               <w:rPr>
                 <w:rFonts w:ascii="Microsoft YaHei" w:hAnsi="Microsoft YaHei" w:eastAsia="Microsoft YaHei"/>
                 <w:b w:val="0"/>
-                <w:sz w:val="18"/>
+                <w:sz w:val="17"/>
               </w:rPr>
               <w:t>传输完整会员画像给外部 AI：效果好但合规风险高。</w:t>
             </w:r>
             <w:r>
               <w:rPr>
                 <w:rFonts w:ascii="Microsoft YaHei" w:hAnsi="Microsoft YaHei" w:eastAsia="Microsoft YaHei"/>
-                <w:sz w:val="18"/>
+                <w:b w:val="0"/>
+                <w:sz w:val="17"/>
               </w:rPr>
               <w:br/>
             </w:r>
@@ -754,14 +775,15 @@
               <w:rPr>
                 <w:rFonts w:ascii="Microsoft YaHei" w:hAnsi="Microsoft YaHei" w:eastAsia="Microsoft YaHei"/>
                 <w:b w:val="0"/>
-                <w:sz w:val="18"/>
+                <w:sz w:val="17"/>
               </w:rPr>
               <w:t>完全禁止外部推荐：安全但削弱智能化价值。</w:t>
             </w:r>
             <w:r>
               <w:rPr>
                 <w:rFonts w:ascii="Microsoft YaHei" w:hAnsi="Microsoft YaHei" w:eastAsia="Microsoft YaHei"/>
-                <w:sz w:val="18"/>
+                <w:b w:val="0"/>
+                <w:sz w:val="17"/>
               </w:rPr>
               <w:br/>
             </w:r>
@@ -769,7 +791,7 @@
               <w:rPr>
                 <w:rFonts w:ascii="Microsoft YaHei" w:hAnsi="Microsoft YaHei" w:eastAsia="Microsoft YaHei"/>
                 <w:b w:val="0"/>
-                <w:sz w:val="18"/>
+                <w:sz w:val="17"/>
               </w:rPr>
               <w:t>只靠合同约束第三方：不能替代技术脱敏和授权校验。</w:t>
             </w:r>
@@ -784,20 +806,21 @@
           </w:tcPr>
           <w:p>
             <w:pPr>
-              <w:spacing w:line="259" w:lineRule="auto" w:after="20"/>
+              <w:spacing w:line="240" w:lineRule="auto" w:after="0" w:before="0"/>
               <w:jc w:val="left"/>
             </w:pPr>
             <w:r>
               <w:rPr>
                 <w:rFonts w:ascii="Microsoft YaHei" w:hAnsi="Microsoft YaHei" w:eastAsia="Microsoft YaHei"/>
-                <w:sz w:val="18"/>
+                <w:b w:val="0"/>
+                <w:sz w:val="17"/>
               </w:rPr>
             </w:r>
             <w:r>
               <w:rPr>
                 <w:rFonts w:ascii="Microsoft YaHei" w:hAnsi="Microsoft YaHei" w:eastAsia="Microsoft YaHei"/>
                 <w:b w:val="0"/>
-                <w:sz w:val="18"/>
+                <w:sz w:val="17"/>
               </w:rPr>
               <w:t>Implementation Notes</w:t>
             </w:r>
@@ -810,20 +833,21 @@
           </w:tcPr>
           <w:p>
             <w:pPr>
-              <w:spacing w:line="259" w:lineRule="auto" w:after="20"/>
+              <w:spacing w:line="240" w:lineRule="auto" w:after="0" w:before="0"/>
               <w:jc w:val="left"/>
             </w:pPr>
             <w:r>
               <w:rPr>
                 <w:rFonts w:ascii="Microsoft YaHei" w:hAnsi="Microsoft YaHei" w:eastAsia="Microsoft YaHei"/>
-                <w:sz w:val="18"/>
+                <w:b w:val="0"/>
+                <w:sz w:val="17"/>
               </w:rPr>
             </w:r>
             <w:r>
               <w:rPr>
                 <w:rFonts w:ascii="Microsoft YaHei" w:hAnsi="Microsoft YaHei" w:eastAsia="Microsoft YaHei"/>
                 <w:b w:val="0"/>
-                <w:sz w:val="18"/>
+                <w:sz w:val="17"/>
               </w:rPr>
               <w:t>D2-6 对跨境字段标注 [GDPR]/个人信息；D2-5 consents 增加 CROSS_BORDER 授权类型；M4 再验证跨区域同步、删除请求和导出请求。</w:t>
             </w:r>
@@ -838,20 +862,21 @@
           </w:tcPr>
           <w:p>
             <w:pPr>
-              <w:spacing w:line="259" w:lineRule="auto" w:after="20"/>
+              <w:spacing w:line="240" w:lineRule="auto" w:after="0" w:before="0"/>
               <w:jc w:val="left"/>
             </w:pPr>
             <w:r>
               <w:rPr>
                 <w:rFonts w:ascii="Microsoft YaHei" w:hAnsi="Microsoft YaHei" w:eastAsia="Microsoft YaHei"/>
-                <w:sz w:val="18"/>
+                <w:b w:val="0"/>
+                <w:sz w:val="17"/>
               </w:rPr>
             </w:r>
             <w:r>
               <w:rPr>
                 <w:rFonts w:ascii="Microsoft YaHei" w:hAnsi="Microsoft YaHei" w:eastAsia="Microsoft YaHei"/>
                 <w:b w:val="0"/>
-                <w:sz w:val="18"/>
+                <w:sz w:val="17"/>
               </w:rPr>
               <w:t>References</w:t>
             </w:r>
@@ -864,20 +889,21 @@
           </w:tcPr>
           <w:p>
             <w:pPr>
-              <w:spacing w:line="259" w:lineRule="auto" w:after="20"/>
+              <w:spacing w:line="240" w:lineRule="auto" w:after="0" w:before="0"/>
               <w:jc w:val="left"/>
             </w:pPr>
             <w:r>
               <w:rPr>
                 <w:rFonts w:ascii="Microsoft YaHei" w:hAnsi="Microsoft YaHei" w:eastAsia="Microsoft YaHei"/>
-                <w:sz w:val="18"/>
+                <w:b w:val="0"/>
+                <w:sz w:val="17"/>
               </w:rPr>
             </w:r>
             <w:r>
               <w:rPr>
                 <w:rFonts w:ascii="Microsoft YaHei" w:hAnsi="Microsoft YaHei" w:eastAsia="Microsoft YaHei"/>
                 <w:b w:val="0"/>
-                <w:sz w:val="18"/>
+                <w:sz w:val="17"/>
               </w:rPr>
               <w:t>D2-6 数据字典；QAS-06；个人信息保护法。</w:t>
             </w:r>
@@ -885,9 +911,262 @@
         </w:tc>
       </w:tr>
     </w:tbl>
+    <w:p>
+      <w:pPr>
+        <w:spacing w:line="240" w:lineRule="auto" w:after="0" w:before="0"/>
+      </w:pPr>
+      <w:r>
+        <w:rPr>
+          <w:rFonts w:ascii="Microsoft YaHei" w:hAnsi="Microsoft YaHei" w:eastAsia="Microsoft YaHei"/>
+          <w:b w:val="0"/>
+          <w:sz w:val="18"/>
+        </w:rPr>
+      </w:r>
+      <w:r>
+        <w:rPr>
+          <w:rFonts w:ascii="Microsoft YaHei" w:hAnsi="Microsoft YaHei" w:eastAsia="Microsoft YaHei"/>
+          <w:b/>
+          <w:color w:val="007046"/>
+          <w:sz w:val="18"/>
+        </w:rPr>
+        <w:t>补充评审说明</w:t>
+      </w:r>
+    </w:p>
+    <w:tbl>
+      <w:tblPr>
+        <w:tblStyle w:val="TableGrid"/>
+        <w:tblW w:type="auto" w:w="0"/>
+        <w:jc w:val="center"/>
+        <w:tblLook w:firstColumn="1" w:firstRow="1" w:lastColumn="0" w:lastRow="0" w:noHBand="0" w:noVBand="1" w:val="04A0"/>
+      </w:tblPr>
+      <w:tblGrid>
+        <w:gridCol w:w="4873"/>
+        <w:gridCol w:w="4873"/>
+      </w:tblGrid>
+      <w:tr>
+        <w:tc>
+          <w:tcPr>
+            <w:tcW w:type="dxa" w:w="4873"/>
+            <w:vAlign w:val="center"/>
+            <w:shd w:fill="EAF6EF"/>
+          </w:tcPr>
+          <w:p>
+            <w:pPr>
+              <w:spacing w:line="240" w:lineRule="auto" w:after="0" w:before="0"/>
+            </w:pPr>
+            <w:r>
+              <w:rPr>
+                <w:rFonts w:ascii="Microsoft YaHei" w:hAnsi="Microsoft YaHei" w:eastAsia="Microsoft YaHei"/>
+                <w:b w:val="0"/>
+                <w:sz w:val="17"/>
+              </w:rPr>
+            </w:r>
+            <w:r>
+              <w:rPr>
+                <w:rFonts w:ascii="Microsoft YaHei" w:hAnsi="Microsoft YaHei" w:eastAsia="Microsoft YaHei"/>
+                <w:b/>
+                <w:color w:val="007046"/>
+                <w:sz w:val="17"/>
+              </w:rPr>
+              <w:t>补充项</w:t>
+            </w:r>
+          </w:p>
+        </w:tc>
+        <w:tc>
+          <w:tcPr>
+            <w:tcW w:type="dxa" w:w="4873"/>
+            <w:vAlign w:val="center"/>
+            <w:shd w:fill="EAF6EF"/>
+          </w:tcPr>
+          <w:p>
+            <w:pPr>
+              <w:spacing w:line="240" w:lineRule="auto" w:after="0" w:before="0"/>
+            </w:pPr>
+            <w:r>
+              <w:rPr>
+                <w:rFonts w:ascii="Microsoft YaHei" w:hAnsi="Microsoft YaHei" w:eastAsia="Microsoft YaHei"/>
+                <w:b w:val="0"/>
+                <w:sz w:val="17"/>
+              </w:rPr>
+            </w:r>
+            <w:r>
+              <w:rPr>
+                <w:rFonts w:ascii="Microsoft YaHei" w:hAnsi="Microsoft YaHei" w:eastAsia="Microsoft YaHei"/>
+                <w:b/>
+                <w:color w:val="007046"/>
+                <w:sz w:val="17"/>
+              </w:rPr>
+              <w:t>说明</w:t>
+            </w:r>
+          </w:p>
+        </w:tc>
+      </w:tr>
+      <w:tr>
+        <w:tc>
+          <w:tcPr>
+            <w:tcW w:type="dxa" w:w="4873"/>
+            <w:vAlign w:val="center"/>
+          </w:tcPr>
+          <w:p>
+            <w:pPr>
+              <w:spacing w:line="240" w:lineRule="auto" w:after="0" w:before="0"/>
+            </w:pPr>
+            <w:r>
+              <w:rPr>
+                <w:rFonts w:ascii="Microsoft YaHei" w:hAnsi="Microsoft YaHei" w:eastAsia="Microsoft YaHei"/>
+                <w:b w:val="0"/>
+                <w:sz w:val="17"/>
+              </w:rPr>
+            </w:r>
+            <w:r>
+              <w:rPr>
+                <w:rFonts w:ascii="Microsoft YaHei" w:hAnsi="Microsoft YaHei" w:eastAsia="Microsoft YaHei"/>
+                <w:b w:val="0"/>
+                <w:sz w:val="17"/>
+              </w:rPr>
+              <w:t>Rationale</w:t>
+            </w:r>
+          </w:p>
+        </w:tc>
+        <w:tc>
+          <w:tcPr>
+            <w:tcW w:type="dxa" w:w="4873"/>
+            <w:vAlign w:val="center"/>
+          </w:tcPr>
+          <w:p>
+            <w:pPr>
+              <w:spacing w:line="240" w:lineRule="auto" w:after="0" w:before="0"/>
+            </w:pPr>
+            <w:r>
+              <w:rPr>
+                <w:rFonts w:ascii="Microsoft YaHei" w:hAnsi="Microsoft YaHei" w:eastAsia="Microsoft YaHei"/>
+                <w:b w:val="0"/>
+                <w:sz w:val="17"/>
+              </w:rPr>
+            </w:r>
+            <w:r>
+              <w:rPr>
+                <w:rFonts w:ascii="Microsoft YaHei" w:hAnsi="Microsoft YaHei" w:eastAsia="Microsoft YaHei"/>
+                <w:b w:val="0"/>
+                <w:sz w:val="17"/>
+              </w:rPr>
+              <w:t>NekoCafé 的会员资料、手机号、偏好和猫咪互动数据具有隐私风险。默认本地化可以降低跨境合规复杂度，必要跨境只传脱敏聚合特征。</w:t>
+            </w:r>
+          </w:p>
+        </w:tc>
+      </w:tr>
+      <w:tr>
+        <w:tc>
+          <w:tcPr>
+            <w:tcW w:type="dxa" w:w="4873"/>
+            <w:vAlign w:val="center"/>
+          </w:tcPr>
+          <w:p>
+            <w:pPr>
+              <w:spacing w:line="240" w:lineRule="auto" w:after="0" w:before="0"/>
+            </w:pPr>
+            <w:r>
+              <w:rPr>
+                <w:rFonts w:ascii="Microsoft YaHei" w:hAnsi="Microsoft YaHei" w:eastAsia="Microsoft YaHei"/>
+                <w:b w:val="0"/>
+                <w:sz w:val="17"/>
+              </w:rPr>
+            </w:r>
+            <w:r>
+              <w:rPr>
+                <w:rFonts w:ascii="Microsoft YaHei" w:hAnsi="Microsoft YaHei" w:eastAsia="Microsoft YaHei"/>
+                <w:b w:val="0"/>
+                <w:sz w:val="17"/>
+              </w:rPr>
+              <w:t>Quality Attribute Link</w:t>
+            </w:r>
+          </w:p>
+        </w:tc>
+        <w:tc>
+          <w:tcPr>
+            <w:tcW w:type="dxa" w:w="4873"/>
+            <w:vAlign w:val="center"/>
+          </w:tcPr>
+          <w:p>
+            <w:pPr>
+              <w:spacing w:line="240" w:lineRule="auto" w:after="0" w:before="0"/>
+            </w:pPr>
+            <w:r>
+              <w:rPr>
+                <w:rFonts w:ascii="Microsoft YaHei" w:hAnsi="Microsoft YaHei" w:eastAsia="Microsoft YaHei"/>
+                <w:b w:val="0"/>
+                <w:sz w:val="17"/>
+              </w:rPr>
+            </w:r>
+            <w:r>
+              <w:rPr>
+                <w:rFonts w:ascii="Microsoft YaHei" w:hAnsi="Microsoft YaHei" w:eastAsia="Microsoft YaHei"/>
+                <w:b w:val="0"/>
+                <w:sz w:val="17"/>
+              </w:rPr>
+              <w:t>安全性、合规性与可审计性：数据最小化、删除/导出请求和授权记录必须可追踪。</w:t>
+            </w:r>
+          </w:p>
+        </w:tc>
+      </w:tr>
+      <w:tr>
+        <w:tc>
+          <w:tcPr>
+            <w:tcW w:type="dxa" w:w="4873"/>
+            <w:vAlign w:val="center"/>
+          </w:tcPr>
+          <w:p>
+            <w:pPr>
+              <w:spacing w:line="240" w:lineRule="auto" w:after="0" w:before="0"/>
+            </w:pPr>
+            <w:r>
+              <w:rPr>
+                <w:rFonts w:ascii="Microsoft YaHei" w:hAnsi="Microsoft YaHei" w:eastAsia="Microsoft YaHei"/>
+                <w:b w:val="0"/>
+                <w:sz w:val="17"/>
+              </w:rPr>
+            </w:r>
+            <w:r>
+              <w:rPr>
+                <w:rFonts w:ascii="Microsoft YaHei" w:hAnsi="Microsoft YaHei" w:eastAsia="Microsoft YaHei"/>
+                <w:b w:val="0"/>
+                <w:sz w:val="17"/>
+              </w:rPr>
+              <w:t>Review Trigger</w:t>
+            </w:r>
+          </w:p>
+        </w:tc>
+        <w:tc>
+          <w:tcPr>
+            <w:tcW w:type="dxa" w:w="4873"/>
+            <w:vAlign w:val="center"/>
+          </w:tcPr>
+          <w:p>
+            <w:pPr>
+              <w:spacing w:line="240" w:lineRule="auto" w:after="0" w:before="0"/>
+            </w:pPr>
+            <w:r>
+              <w:rPr>
+                <w:rFonts w:ascii="Microsoft YaHei" w:hAnsi="Microsoft YaHei" w:eastAsia="Microsoft YaHei"/>
+                <w:b w:val="0"/>
+                <w:sz w:val="17"/>
+              </w:rPr>
+            </w:r>
+            <w:r>
+              <w:rPr>
+                <w:rFonts w:ascii="Microsoft YaHei" w:hAnsi="Microsoft YaHei" w:eastAsia="Microsoft YaHei"/>
+                <w:b w:val="0"/>
+                <w:sz w:val="17"/>
+              </w:rPr>
+              <w:t>当引入跨区域门店、外部推荐模型或境外云服务时，必须先完成数据影响评估并更新数据字典。</w:t>
+            </w:r>
+          </w:p>
+        </w:tc>
+      </w:tr>
+    </w:tbl>
     <w:sectPr>
       <w:pgSz w:w="12240" w:h="15840"/>
-      <w:pgMar w:top="1134" w:right="1247" w:bottom="1134" w:left="1247" w:header="720" w:footer="720" w:gutter="0"/>
+      <w:pgMar w:top="792" w:right="936" w:bottom="792" w:left="936" w:header="720" w:footer="720" w:gutter="0"/>
       <w:cols w:space="720"/>
       <w:docGrid w:linePitch="360"/>
     </w:sectPr>
